--- a/packing_list_template.docx
+++ b/packing_list_template.docx
@@ -24,7 +24,7 @@
         <w:rPr>
           <w:sz w:val="20"/>
           <w:szCs w:val="20"/>
-          <w:lang w:val="it-IT"/>
+          <w:lang w:val="en-AU"/>
         </w:rPr>
       </w:pPr>
       <w:r>
@@ -35,23 +35,13 @@
         </w:rPr>
         <w:tab/>
       </w:r>
-      <w:proofErr w:type="spellStart"/>
       <w:r>
         <w:rPr>
           <w:sz w:val="20"/>
           <w:szCs w:val="20"/>
-          <w:lang w:val="it-IT"/>
-        </w:rPr>
-        <w:t>Messrs</w:t>
-      </w:r>
-      <w:proofErr w:type="spellEnd"/>
-      <w:r>
-        <w:rPr>
-          <w:sz w:val="20"/>
-          <w:szCs w:val="20"/>
-          <w:lang w:val="it-IT"/>
-        </w:rPr>
-        <w:t>.</w:t>
+          <w:lang w:val="en-AU"/>
+        </w:rPr>
+        <w:t>Messrs.</w:t>
       </w:r>
     </w:p>
     <w:p>
@@ -526,7 +516,6 @@
               <w:jc w:val="both"/>
               <w:rPr>
                 <w:rFonts w:cs="Calibri"/>
-                <w:bCs/>
                 <w:sz w:val="20"/>
                 <w:szCs w:val="20"/>
                 <w:lang w:eastAsia="zh-TW"/>
@@ -534,65 +523,11 @@
             </w:pPr>
             <w:r>
               <w:rPr>
-                <w:b/>
-                <w:bCs/>
                 <w:sz w:val="20"/>
                 <w:szCs w:val="20"/>
                 <w:lang w:val="en-GB"/>
               </w:rPr>
-              <w:t>[Product</w:t>
-            </w:r>
-            <w:r>
-              <w:rPr>
-                <w:b/>
-                <w:bCs/>
-                <w:sz w:val="20"/>
-                <w:szCs w:val="20"/>
-                <w:lang w:val="en-GB"/>
-              </w:rPr>
-              <w:t xml:space="preserve"> 1</w:t>
-            </w:r>
-            <w:r>
-              <w:rPr>
-                <w:b/>
-                <w:bCs/>
-                <w:sz w:val="20"/>
-                <w:szCs w:val="20"/>
-                <w:lang w:val="en-GB"/>
-              </w:rPr>
-              <w:t>]</w:t>
-            </w:r>
-            <w:r>
-              <w:rPr>
-                <w:sz w:val="20"/>
-                <w:szCs w:val="20"/>
-                <w:lang w:val="en-GB"/>
-              </w:rPr>
-              <w:t xml:space="preserve"> </w:t>
-            </w:r>
-            <w:r>
-              <w:rPr>
-                <w:sz w:val="20"/>
-                <w:szCs w:val="20"/>
-                <w:lang w:val="en-GB"/>
-              </w:rPr>
-              <w:t>[</w:t>
-            </w:r>
-            <w:r>
-              <w:rPr>
-                <w:sz w:val="20"/>
-                <w:szCs w:val="20"/>
-                <w:lang w:val="en-GB"/>
-              </w:rPr>
-              <w:t>Description</w:t>
-            </w:r>
-            <w:r>
-              <w:rPr>
-                <w:sz w:val="20"/>
-                <w:szCs w:val="20"/>
-                <w:lang w:val="en-GB"/>
-              </w:rPr>
-              <w:t>]</w:t>
+              <w:t>[Product 1] [Description]</w:t>
             </w:r>
           </w:p>
         </w:tc>
@@ -770,7 +705,6 @@
               <w:jc w:val="both"/>
               <w:rPr>
                 <w:rFonts w:cs="Calibri"/>
-                <w:bCs/>
                 <w:sz w:val="20"/>
                 <w:szCs w:val="20"/>
                 <w:highlight w:val="yellow"/>
@@ -779,75 +713,11 @@
             </w:pPr>
             <w:r>
               <w:rPr>
-                <w:b/>
-                <w:bCs/>
                 <w:sz w:val="20"/>
                 <w:szCs w:val="20"/>
                 <w:lang w:val="en-GB"/>
               </w:rPr>
-              <w:t>[Product</w:t>
-            </w:r>
-            <w:r>
-              <w:rPr>
-                <w:b/>
-                <w:bCs/>
-                <w:sz w:val="20"/>
-                <w:szCs w:val="20"/>
-                <w:lang w:val="en-GB"/>
-              </w:rPr>
-              <w:t xml:space="preserve"> </w:t>
-            </w:r>
-            <w:r>
-              <w:rPr>
-                <w:b/>
-                <w:bCs/>
-                <w:sz w:val="20"/>
-                <w:szCs w:val="20"/>
-                <w:lang w:val="en-GB"/>
-              </w:rPr>
-              <w:t>2</w:t>
-            </w:r>
-            <w:r>
-              <w:rPr>
-                <w:b/>
-                <w:bCs/>
-                <w:sz w:val="20"/>
-                <w:szCs w:val="20"/>
-                <w:lang w:val="en-GB"/>
-              </w:rPr>
-              <w:t>]</w:t>
-            </w:r>
-            <w:r>
-              <w:rPr>
-                <w:sz w:val="20"/>
-                <w:szCs w:val="20"/>
-                <w:lang w:val="en-GB"/>
-              </w:rPr>
-              <w:t xml:space="preserve"> </w:t>
-            </w:r>
-            <w:r>
-              <w:rPr>
-                <w:sz w:val="20"/>
-                <w:szCs w:val="20"/>
-                <w:lang w:val="en-GB"/>
-              </w:rPr>
-              <w:t>[</w:t>
-            </w:r>
-            <w:r>
-              <w:rPr>
-                <w:sz w:val="20"/>
-                <w:szCs w:val="20"/>
-                <w:lang w:val="en-GB"/>
-              </w:rPr>
-              <w:t>Description</w:t>
-            </w:r>
-            <w:r>
-              <w:rPr>
-                <w:sz w:val="20"/>
-                <w:szCs w:val="20"/>
-                <w:lang w:val="en-GB"/>
-              </w:rPr>
-              <w:t>]</w:t>
+              <w:t>[Product 2] [Description]</w:t>
             </w:r>
           </w:p>
         </w:tc>
@@ -1025,7 +895,6 @@
               <w:jc w:val="both"/>
               <w:rPr>
                 <w:rFonts w:cs="Calibri"/>
-                <w:bCs/>
                 <w:sz w:val="20"/>
                 <w:szCs w:val="20"/>
                 <w:lang w:eastAsia="zh-TW"/>
@@ -1033,75 +902,11 @@
             </w:pPr>
             <w:r>
               <w:rPr>
-                <w:b/>
-                <w:bCs/>
                 <w:sz w:val="20"/>
                 <w:szCs w:val="20"/>
                 <w:lang w:val="en-GB"/>
               </w:rPr>
-              <w:t>[Product</w:t>
-            </w:r>
-            <w:r>
-              <w:rPr>
-                <w:b/>
-                <w:bCs/>
-                <w:sz w:val="20"/>
-                <w:szCs w:val="20"/>
-                <w:lang w:val="en-GB"/>
-              </w:rPr>
-              <w:t xml:space="preserve"> </w:t>
-            </w:r>
-            <w:r>
-              <w:rPr>
-                <w:b/>
-                <w:bCs/>
-                <w:sz w:val="20"/>
-                <w:szCs w:val="20"/>
-                <w:lang w:val="en-GB"/>
-              </w:rPr>
-              <w:t>3</w:t>
-            </w:r>
-            <w:r>
-              <w:rPr>
-                <w:b/>
-                <w:bCs/>
-                <w:sz w:val="20"/>
-                <w:szCs w:val="20"/>
-                <w:lang w:val="en-GB"/>
-              </w:rPr>
-              <w:t>]</w:t>
-            </w:r>
-            <w:r>
-              <w:rPr>
-                <w:sz w:val="20"/>
-                <w:szCs w:val="20"/>
-                <w:lang w:val="en-GB"/>
-              </w:rPr>
-              <w:t xml:space="preserve"> </w:t>
-            </w:r>
-            <w:r>
-              <w:rPr>
-                <w:sz w:val="20"/>
-                <w:szCs w:val="20"/>
-                <w:lang w:val="en-GB"/>
-              </w:rPr>
-              <w:t>[</w:t>
-            </w:r>
-            <w:r>
-              <w:rPr>
-                <w:sz w:val="20"/>
-                <w:szCs w:val="20"/>
-                <w:lang w:val="en-GB"/>
-              </w:rPr>
-              <w:t>Description</w:t>
-            </w:r>
-            <w:r>
-              <w:rPr>
-                <w:sz w:val="20"/>
-                <w:szCs w:val="20"/>
-                <w:lang w:val="en-GB"/>
-              </w:rPr>
-              <w:t>]</w:t>
+              <w:t>[Product 3] [Description]</w:t>
             </w:r>
           </w:p>
         </w:tc>
@@ -1283,7 +1088,6 @@
               <w:jc w:val="both"/>
               <w:rPr>
                 <w:rFonts w:cs="Calibri"/>
-                <w:bCs/>
                 <w:sz w:val="20"/>
                 <w:szCs w:val="20"/>
                 <w:lang w:eastAsia="zh-TW"/>
@@ -1291,75 +1095,11 @@
             </w:pPr>
             <w:r>
               <w:rPr>
-                <w:b/>
-                <w:bCs/>
                 <w:sz w:val="20"/>
                 <w:szCs w:val="20"/>
                 <w:lang w:val="en-GB"/>
               </w:rPr>
-              <w:t>[Product</w:t>
-            </w:r>
-            <w:r>
-              <w:rPr>
-                <w:b/>
-                <w:bCs/>
-                <w:sz w:val="20"/>
-                <w:szCs w:val="20"/>
-                <w:lang w:val="en-GB"/>
-              </w:rPr>
-              <w:t xml:space="preserve"> </w:t>
-            </w:r>
-            <w:r>
-              <w:rPr>
-                <w:b/>
-                <w:bCs/>
-                <w:sz w:val="20"/>
-                <w:szCs w:val="20"/>
-                <w:lang w:val="en-GB"/>
-              </w:rPr>
-              <w:t>4</w:t>
-            </w:r>
-            <w:r>
-              <w:rPr>
-                <w:b/>
-                <w:bCs/>
-                <w:sz w:val="20"/>
-                <w:szCs w:val="20"/>
-                <w:lang w:val="en-GB"/>
-              </w:rPr>
-              <w:t>]</w:t>
-            </w:r>
-            <w:r>
-              <w:rPr>
-                <w:sz w:val="20"/>
-                <w:szCs w:val="20"/>
-                <w:lang w:val="en-GB"/>
-              </w:rPr>
-              <w:t xml:space="preserve"> </w:t>
-            </w:r>
-            <w:r>
-              <w:rPr>
-                <w:sz w:val="20"/>
-                <w:szCs w:val="20"/>
-                <w:lang w:val="en-GB"/>
-              </w:rPr>
-              <w:t>[</w:t>
-            </w:r>
-            <w:r>
-              <w:rPr>
-                <w:sz w:val="20"/>
-                <w:szCs w:val="20"/>
-                <w:lang w:val="en-GB"/>
-              </w:rPr>
-              <w:t>Description</w:t>
-            </w:r>
-            <w:r>
-              <w:rPr>
-                <w:sz w:val="20"/>
-                <w:szCs w:val="20"/>
-                <w:lang w:val="en-GB"/>
-              </w:rPr>
-              <w:t>]</w:t>
+              <w:t>[Product 4] [Description]</w:t>
             </w:r>
           </w:p>
         </w:tc>
@@ -1523,7 +1263,6 @@
               <w:jc w:val="both"/>
               <w:rPr>
                 <w:rFonts w:cs="Calibri"/>
-                <w:bCs/>
                 <w:sz w:val="20"/>
                 <w:szCs w:val="20"/>
                 <w:lang w:eastAsia="zh-TW"/>
@@ -1531,75 +1270,11 @@
             </w:pPr>
             <w:r>
               <w:rPr>
-                <w:b/>
-                <w:bCs/>
                 <w:sz w:val="20"/>
                 <w:szCs w:val="20"/>
                 <w:lang w:val="en-GB"/>
               </w:rPr>
-              <w:t>[Product</w:t>
-            </w:r>
-            <w:r>
-              <w:rPr>
-                <w:b/>
-                <w:bCs/>
-                <w:sz w:val="20"/>
-                <w:szCs w:val="20"/>
-                <w:lang w:val="en-GB"/>
-              </w:rPr>
-              <w:t xml:space="preserve"> </w:t>
-            </w:r>
-            <w:r>
-              <w:rPr>
-                <w:b/>
-                <w:bCs/>
-                <w:sz w:val="20"/>
-                <w:szCs w:val="20"/>
-                <w:lang w:val="en-GB"/>
-              </w:rPr>
-              <w:t>5</w:t>
-            </w:r>
-            <w:r>
-              <w:rPr>
-                <w:b/>
-                <w:bCs/>
-                <w:sz w:val="20"/>
-                <w:szCs w:val="20"/>
-                <w:lang w:val="en-GB"/>
-              </w:rPr>
-              <w:t>]</w:t>
-            </w:r>
-            <w:r>
-              <w:rPr>
-                <w:sz w:val="20"/>
-                <w:szCs w:val="20"/>
-                <w:lang w:val="en-GB"/>
-              </w:rPr>
-              <w:t xml:space="preserve"> </w:t>
-            </w:r>
-            <w:r>
-              <w:rPr>
-                <w:sz w:val="20"/>
-                <w:szCs w:val="20"/>
-                <w:lang w:val="en-GB"/>
-              </w:rPr>
-              <w:t>[</w:t>
-            </w:r>
-            <w:r>
-              <w:rPr>
-                <w:sz w:val="20"/>
-                <w:szCs w:val="20"/>
-                <w:lang w:val="en-GB"/>
-              </w:rPr>
-              <w:t>Description</w:t>
-            </w:r>
-            <w:r>
-              <w:rPr>
-                <w:sz w:val="20"/>
-                <w:szCs w:val="20"/>
-                <w:lang w:val="en-GB"/>
-              </w:rPr>
-              <w:t>]</w:t>
+              <w:t>[Product 5] [Description]</w:t>
             </w:r>
           </w:p>
         </w:tc>
@@ -1728,8 +1403,6 @@
               <w:spacing w:before="60" w:after="60"/>
               <w:jc w:val="both"/>
               <w:rPr>
-                <w:b/>
-                <w:bCs/>
                 <w:sz w:val="20"/>
                 <w:szCs w:val="20"/>
                 <w:lang w:val="en-GB"/>
@@ -1737,75 +1410,11 @@
             </w:pPr>
             <w:r>
               <w:rPr>
-                <w:b/>
-                <w:bCs/>
                 <w:sz w:val="20"/>
                 <w:szCs w:val="20"/>
                 <w:lang w:val="en-GB"/>
               </w:rPr>
-              <w:t>[Product</w:t>
-            </w:r>
-            <w:r>
-              <w:rPr>
-                <w:b/>
-                <w:bCs/>
-                <w:sz w:val="20"/>
-                <w:szCs w:val="20"/>
-                <w:lang w:val="en-GB"/>
-              </w:rPr>
-              <w:t xml:space="preserve"> </w:t>
-            </w:r>
-            <w:r>
-              <w:rPr>
-                <w:b/>
-                <w:bCs/>
-                <w:sz w:val="20"/>
-                <w:szCs w:val="20"/>
-                <w:lang w:val="en-GB"/>
-              </w:rPr>
-              <w:t>6</w:t>
-            </w:r>
-            <w:r>
-              <w:rPr>
-                <w:b/>
-                <w:bCs/>
-                <w:sz w:val="20"/>
-                <w:szCs w:val="20"/>
-                <w:lang w:val="en-GB"/>
-              </w:rPr>
-              <w:t>]</w:t>
-            </w:r>
-            <w:r>
-              <w:rPr>
-                <w:sz w:val="20"/>
-                <w:szCs w:val="20"/>
-                <w:lang w:val="en-GB"/>
-              </w:rPr>
-              <w:t xml:space="preserve"> </w:t>
-            </w:r>
-            <w:r>
-              <w:rPr>
-                <w:sz w:val="20"/>
-                <w:szCs w:val="20"/>
-                <w:lang w:val="en-GB"/>
-              </w:rPr>
-              <w:t>[</w:t>
-            </w:r>
-            <w:r>
-              <w:rPr>
-                <w:sz w:val="20"/>
-                <w:szCs w:val="20"/>
-                <w:lang w:val="en-GB"/>
-              </w:rPr>
-              <w:t>Description</w:t>
-            </w:r>
-            <w:r>
-              <w:rPr>
-                <w:sz w:val="20"/>
-                <w:szCs w:val="20"/>
-                <w:lang w:val="en-GB"/>
-              </w:rPr>
-              <w:t>]</w:t>
+              <w:t>[Product 6] [Description]</w:t>
             </w:r>
           </w:p>
         </w:tc>
@@ -1932,8 +1541,6 @@
               <w:spacing w:before="60" w:after="60"/>
               <w:jc w:val="both"/>
               <w:rPr>
-                <w:b/>
-                <w:bCs/>
                 <w:sz w:val="20"/>
                 <w:szCs w:val="20"/>
                 <w:lang w:val="en-GB"/>
@@ -1941,75 +1548,11 @@
             </w:pPr>
             <w:r>
               <w:rPr>
-                <w:b/>
-                <w:bCs/>
                 <w:sz w:val="20"/>
                 <w:szCs w:val="20"/>
                 <w:lang w:val="en-GB"/>
               </w:rPr>
-              <w:t>[Product</w:t>
-            </w:r>
-            <w:r>
-              <w:rPr>
-                <w:b/>
-                <w:bCs/>
-                <w:sz w:val="20"/>
-                <w:szCs w:val="20"/>
-                <w:lang w:val="en-GB"/>
-              </w:rPr>
-              <w:t xml:space="preserve"> </w:t>
-            </w:r>
-            <w:r>
-              <w:rPr>
-                <w:b/>
-                <w:bCs/>
-                <w:sz w:val="20"/>
-                <w:szCs w:val="20"/>
-                <w:lang w:val="en-GB"/>
-              </w:rPr>
-              <w:t>7</w:t>
-            </w:r>
-            <w:r>
-              <w:rPr>
-                <w:b/>
-                <w:bCs/>
-                <w:sz w:val="20"/>
-                <w:szCs w:val="20"/>
-                <w:lang w:val="en-GB"/>
-              </w:rPr>
-              <w:t>]</w:t>
-            </w:r>
-            <w:r>
-              <w:rPr>
-                <w:sz w:val="20"/>
-                <w:szCs w:val="20"/>
-                <w:lang w:val="en-GB"/>
-              </w:rPr>
-              <w:t xml:space="preserve"> </w:t>
-            </w:r>
-            <w:r>
-              <w:rPr>
-                <w:sz w:val="20"/>
-                <w:szCs w:val="20"/>
-                <w:lang w:val="en-GB"/>
-              </w:rPr>
-              <w:t>[</w:t>
-            </w:r>
-            <w:r>
-              <w:rPr>
-                <w:sz w:val="20"/>
-                <w:szCs w:val="20"/>
-                <w:lang w:val="en-GB"/>
-              </w:rPr>
-              <w:t>Description</w:t>
-            </w:r>
-            <w:r>
-              <w:rPr>
-                <w:sz w:val="20"/>
-                <w:szCs w:val="20"/>
-                <w:lang w:val="en-GB"/>
-              </w:rPr>
-              <w:t>]</w:t>
+              <w:t>[Product 7] [Description]</w:t>
             </w:r>
           </w:p>
         </w:tc>
@@ -2136,8 +1679,6 @@
               <w:spacing w:before="60" w:after="60"/>
               <w:jc w:val="both"/>
               <w:rPr>
-                <w:b/>
-                <w:bCs/>
                 <w:sz w:val="20"/>
                 <w:szCs w:val="20"/>
                 <w:lang w:val="en-GB"/>
@@ -2145,75 +1686,11 @@
             </w:pPr>
             <w:r>
               <w:rPr>
-                <w:b/>
-                <w:bCs/>
                 <w:sz w:val="20"/>
                 <w:szCs w:val="20"/>
                 <w:lang w:val="en-GB"/>
               </w:rPr>
-              <w:t>[Product</w:t>
-            </w:r>
-            <w:r>
-              <w:rPr>
-                <w:b/>
-                <w:bCs/>
-                <w:sz w:val="20"/>
-                <w:szCs w:val="20"/>
-                <w:lang w:val="en-GB"/>
-              </w:rPr>
-              <w:t xml:space="preserve"> </w:t>
-            </w:r>
-            <w:r>
-              <w:rPr>
-                <w:b/>
-                <w:bCs/>
-                <w:sz w:val="20"/>
-                <w:szCs w:val="20"/>
-                <w:lang w:val="en-GB"/>
-              </w:rPr>
-              <w:t>8</w:t>
-            </w:r>
-            <w:r>
-              <w:rPr>
-                <w:b/>
-                <w:bCs/>
-                <w:sz w:val="20"/>
-                <w:szCs w:val="20"/>
-                <w:lang w:val="en-GB"/>
-              </w:rPr>
-              <w:t>]</w:t>
-            </w:r>
-            <w:r>
-              <w:rPr>
-                <w:sz w:val="20"/>
-                <w:szCs w:val="20"/>
-                <w:lang w:val="en-GB"/>
-              </w:rPr>
-              <w:t xml:space="preserve"> </w:t>
-            </w:r>
-            <w:r>
-              <w:rPr>
-                <w:sz w:val="20"/>
-                <w:szCs w:val="20"/>
-                <w:lang w:val="en-GB"/>
-              </w:rPr>
-              <w:t>[</w:t>
-            </w:r>
-            <w:r>
-              <w:rPr>
-                <w:sz w:val="20"/>
-                <w:szCs w:val="20"/>
-                <w:lang w:val="en-GB"/>
-              </w:rPr>
-              <w:t>Description</w:t>
-            </w:r>
-            <w:r>
-              <w:rPr>
-                <w:sz w:val="20"/>
-                <w:szCs w:val="20"/>
-                <w:lang w:val="en-GB"/>
-              </w:rPr>
-              <w:t>]</w:t>
+              <w:t>[Product 8] [Description]</w:t>
             </w:r>
           </w:p>
         </w:tc>
@@ -2340,8 +1817,6 @@
               <w:spacing w:before="60" w:after="60"/>
               <w:jc w:val="both"/>
               <w:rPr>
-                <w:b/>
-                <w:bCs/>
                 <w:sz w:val="20"/>
                 <w:szCs w:val="20"/>
                 <w:lang w:val="en-GB"/>
@@ -2349,75 +1824,11 @@
             </w:pPr>
             <w:r>
               <w:rPr>
-                <w:b/>
-                <w:bCs/>
                 <w:sz w:val="20"/>
                 <w:szCs w:val="20"/>
                 <w:lang w:val="en-GB"/>
               </w:rPr>
-              <w:t>[Product</w:t>
-            </w:r>
-            <w:r>
-              <w:rPr>
-                <w:b/>
-                <w:bCs/>
-                <w:sz w:val="20"/>
-                <w:szCs w:val="20"/>
-                <w:lang w:val="en-GB"/>
-              </w:rPr>
-              <w:t xml:space="preserve"> </w:t>
-            </w:r>
-            <w:r>
-              <w:rPr>
-                <w:b/>
-                <w:bCs/>
-                <w:sz w:val="20"/>
-                <w:szCs w:val="20"/>
-                <w:lang w:val="en-GB"/>
-              </w:rPr>
-              <w:t>9</w:t>
-            </w:r>
-            <w:r>
-              <w:rPr>
-                <w:b/>
-                <w:bCs/>
-                <w:sz w:val="20"/>
-                <w:szCs w:val="20"/>
-                <w:lang w:val="en-GB"/>
-              </w:rPr>
-              <w:t>]</w:t>
-            </w:r>
-            <w:r>
-              <w:rPr>
-                <w:sz w:val="20"/>
-                <w:szCs w:val="20"/>
-                <w:lang w:val="en-GB"/>
-              </w:rPr>
-              <w:t xml:space="preserve"> </w:t>
-            </w:r>
-            <w:r>
-              <w:rPr>
-                <w:sz w:val="20"/>
-                <w:szCs w:val="20"/>
-                <w:lang w:val="en-GB"/>
-              </w:rPr>
-              <w:t>[</w:t>
-            </w:r>
-            <w:r>
-              <w:rPr>
-                <w:sz w:val="20"/>
-                <w:szCs w:val="20"/>
-                <w:lang w:val="en-GB"/>
-              </w:rPr>
-              <w:t>Description</w:t>
-            </w:r>
-            <w:r>
-              <w:rPr>
-                <w:sz w:val="20"/>
-                <w:szCs w:val="20"/>
-                <w:lang w:val="en-GB"/>
-              </w:rPr>
-              <w:t>]</w:t>
+              <w:t>[Product 9] [Description]</w:t>
             </w:r>
           </w:p>
         </w:tc>
@@ -2544,8 +1955,6 @@
               <w:spacing w:before="60" w:after="60"/>
               <w:jc w:val="both"/>
               <w:rPr>
-                <w:b/>
-                <w:bCs/>
                 <w:sz w:val="20"/>
                 <w:szCs w:val="20"/>
                 <w:lang w:val="en-GB"/>
@@ -2553,75 +1962,11 @@
             </w:pPr>
             <w:r>
               <w:rPr>
-                <w:b/>
-                <w:bCs/>
                 <w:sz w:val="20"/>
                 <w:szCs w:val="20"/>
                 <w:lang w:val="en-GB"/>
               </w:rPr>
-              <w:t>[Product</w:t>
-            </w:r>
-            <w:r>
-              <w:rPr>
-                <w:b/>
-                <w:bCs/>
-                <w:sz w:val="20"/>
-                <w:szCs w:val="20"/>
-                <w:lang w:val="en-GB"/>
-              </w:rPr>
-              <w:t xml:space="preserve"> </w:t>
-            </w:r>
-            <w:r>
-              <w:rPr>
-                <w:b/>
-                <w:bCs/>
-                <w:sz w:val="20"/>
-                <w:szCs w:val="20"/>
-                <w:lang w:val="en-GB"/>
-              </w:rPr>
-              <w:t>10</w:t>
-            </w:r>
-            <w:r>
-              <w:rPr>
-                <w:b/>
-                <w:bCs/>
-                <w:sz w:val="20"/>
-                <w:szCs w:val="20"/>
-                <w:lang w:val="en-GB"/>
-              </w:rPr>
-              <w:t>]</w:t>
-            </w:r>
-            <w:r>
-              <w:rPr>
-                <w:sz w:val="20"/>
-                <w:szCs w:val="20"/>
-                <w:lang w:val="en-GB"/>
-              </w:rPr>
-              <w:t xml:space="preserve"> </w:t>
-            </w:r>
-            <w:r>
-              <w:rPr>
-                <w:sz w:val="20"/>
-                <w:szCs w:val="20"/>
-                <w:lang w:val="en-GB"/>
-              </w:rPr>
-              <w:t>[</w:t>
-            </w:r>
-            <w:r>
-              <w:rPr>
-                <w:sz w:val="20"/>
-                <w:szCs w:val="20"/>
-                <w:lang w:val="en-GB"/>
-              </w:rPr>
-              <w:t>Description</w:t>
-            </w:r>
-            <w:r>
-              <w:rPr>
-                <w:sz w:val="20"/>
-                <w:szCs w:val="20"/>
-                <w:lang w:val="en-GB"/>
-              </w:rPr>
-              <w:t>]</w:t>
+              <w:t>[Product 10] [Description]</w:t>
             </w:r>
           </w:p>
         </w:tc>
@@ -2748,8 +2093,6 @@
               <w:spacing w:before="60" w:after="60"/>
               <w:jc w:val="both"/>
               <w:rPr>
-                <w:b/>
-                <w:bCs/>
                 <w:sz w:val="20"/>
                 <w:szCs w:val="20"/>
                 <w:lang w:val="en-GB"/>
@@ -2757,75 +2100,11 @@
             </w:pPr>
             <w:r>
               <w:rPr>
-                <w:b/>
-                <w:bCs/>
                 <w:sz w:val="20"/>
                 <w:szCs w:val="20"/>
                 <w:lang w:val="en-GB"/>
               </w:rPr>
-              <w:t>[Product</w:t>
-            </w:r>
-            <w:r>
-              <w:rPr>
-                <w:b/>
-                <w:bCs/>
-                <w:sz w:val="20"/>
-                <w:szCs w:val="20"/>
-                <w:lang w:val="en-GB"/>
-              </w:rPr>
-              <w:t xml:space="preserve"> </w:t>
-            </w:r>
-            <w:r>
-              <w:rPr>
-                <w:b/>
-                <w:bCs/>
-                <w:sz w:val="20"/>
-                <w:szCs w:val="20"/>
-                <w:lang w:val="en-GB"/>
-              </w:rPr>
-              <w:t>11</w:t>
-            </w:r>
-            <w:r>
-              <w:rPr>
-                <w:b/>
-                <w:bCs/>
-                <w:sz w:val="20"/>
-                <w:szCs w:val="20"/>
-                <w:lang w:val="en-GB"/>
-              </w:rPr>
-              <w:t>]</w:t>
-            </w:r>
-            <w:r>
-              <w:rPr>
-                <w:sz w:val="20"/>
-                <w:szCs w:val="20"/>
-                <w:lang w:val="en-GB"/>
-              </w:rPr>
-              <w:t xml:space="preserve"> </w:t>
-            </w:r>
-            <w:r>
-              <w:rPr>
-                <w:sz w:val="20"/>
-                <w:szCs w:val="20"/>
-                <w:lang w:val="en-GB"/>
-              </w:rPr>
-              <w:t>[</w:t>
-            </w:r>
-            <w:r>
-              <w:rPr>
-                <w:sz w:val="20"/>
-                <w:szCs w:val="20"/>
-                <w:lang w:val="en-GB"/>
-              </w:rPr>
-              <w:t>Description</w:t>
-            </w:r>
-            <w:r>
-              <w:rPr>
-                <w:sz w:val="20"/>
-                <w:szCs w:val="20"/>
-                <w:lang w:val="en-GB"/>
-              </w:rPr>
-              <w:t>]</w:t>
+              <w:t>[Product 11] [Description]</w:t>
             </w:r>
           </w:p>
         </w:tc>
@@ -2952,8 +2231,6 @@
               <w:spacing w:before="60" w:after="60"/>
               <w:jc w:val="both"/>
               <w:rPr>
-                <w:b/>
-                <w:bCs/>
                 <w:sz w:val="20"/>
                 <w:szCs w:val="20"/>
                 <w:lang w:val="en-GB"/>
@@ -2961,65 +2238,11 @@
             </w:pPr>
             <w:r>
               <w:rPr>
-                <w:b/>
-                <w:bCs/>
                 <w:sz w:val="20"/>
                 <w:szCs w:val="20"/>
                 <w:lang w:val="en-GB"/>
               </w:rPr>
-              <w:t>[Product</w:t>
-            </w:r>
-            <w:r>
-              <w:rPr>
-                <w:b/>
-                <w:bCs/>
-                <w:sz w:val="20"/>
-                <w:szCs w:val="20"/>
-                <w:lang w:val="en-GB"/>
-              </w:rPr>
-              <w:t xml:space="preserve"> 12</w:t>
-            </w:r>
-            <w:r>
-              <w:rPr>
-                <w:b/>
-                <w:bCs/>
-                <w:sz w:val="20"/>
-                <w:szCs w:val="20"/>
-                <w:lang w:val="en-GB"/>
-              </w:rPr>
-              <w:t>]</w:t>
-            </w:r>
-            <w:r>
-              <w:rPr>
-                <w:sz w:val="20"/>
-                <w:szCs w:val="20"/>
-                <w:lang w:val="en-GB"/>
-              </w:rPr>
-              <w:t xml:space="preserve"> </w:t>
-            </w:r>
-            <w:r>
-              <w:rPr>
-                <w:sz w:val="20"/>
-                <w:szCs w:val="20"/>
-                <w:lang w:val="en-GB"/>
-              </w:rPr>
-              <w:t>[</w:t>
-            </w:r>
-            <w:r>
-              <w:rPr>
-                <w:sz w:val="20"/>
-                <w:szCs w:val="20"/>
-                <w:lang w:val="en-GB"/>
-              </w:rPr>
-              <w:t>Description</w:t>
-            </w:r>
-            <w:r>
-              <w:rPr>
-                <w:sz w:val="20"/>
-                <w:szCs w:val="20"/>
-                <w:lang w:val="en-GB"/>
-              </w:rPr>
-              <w:t>]</w:t>
+              <w:t>[Product 12] [Description]</w:t>
             </w:r>
           </w:p>
         </w:tc>
@@ -3146,8 +2369,6 @@
               <w:spacing w:before="60" w:after="60"/>
               <w:jc w:val="both"/>
               <w:rPr>
-                <w:b/>
-                <w:bCs/>
                 <w:sz w:val="20"/>
                 <w:szCs w:val="20"/>
                 <w:lang w:val="en-GB"/>
@@ -3155,75 +2376,11 @@
             </w:pPr>
             <w:r>
               <w:rPr>
-                <w:b/>
-                <w:bCs/>
                 <w:sz w:val="20"/>
                 <w:szCs w:val="20"/>
                 <w:lang w:val="en-GB"/>
               </w:rPr>
-              <w:t>[Product</w:t>
-            </w:r>
-            <w:r>
-              <w:rPr>
-                <w:b/>
-                <w:bCs/>
-                <w:sz w:val="20"/>
-                <w:szCs w:val="20"/>
-                <w:lang w:val="en-GB"/>
-              </w:rPr>
-              <w:t xml:space="preserve"> </w:t>
-            </w:r>
-            <w:r>
-              <w:rPr>
-                <w:b/>
-                <w:bCs/>
-                <w:sz w:val="20"/>
-                <w:szCs w:val="20"/>
-                <w:lang w:val="en-GB"/>
-              </w:rPr>
-              <w:t>13</w:t>
-            </w:r>
-            <w:r>
-              <w:rPr>
-                <w:b/>
-                <w:bCs/>
-                <w:sz w:val="20"/>
-                <w:szCs w:val="20"/>
-                <w:lang w:val="en-GB"/>
-              </w:rPr>
-              <w:t>]</w:t>
-            </w:r>
-            <w:r>
-              <w:rPr>
-                <w:sz w:val="20"/>
-                <w:szCs w:val="20"/>
-                <w:lang w:val="en-GB"/>
-              </w:rPr>
-              <w:t xml:space="preserve"> </w:t>
-            </w:r>
-            <w:r>
-              <w:rPr>
-                <w:sz w:val="20"/>
-                <w:szCs w:val="20"/>
-                <w:lang w:val="en-GB"/>
-              </w:rPr>
-              <w:t>[</w:t>
-            </w:r>
-            <w:r>
-              <w:rPr>
-                <w:sz w:val="20"/>
-                <w:szCs w:val="20"/>
-                <w:lang w:val="en-GB"/>
-              </w:rPr>
-              <w:t>Description</w:t>
-            </w:r>
-            <w:r>
-              <w:rPr>
-                <w:sz w:val="20"/>
-                <w:szCs w:val="20"/>
-                <w:lang w:val="en-GB"/>
-              </w:rPr>
-              <w:t>]</w:t>
+              <w:t>[Product 13] [Description]</w:t>
             </w:r>
           </w:p>
         </w:tc>
@@ -3350,8 +2507,6 @@
               <w:spacing w:before="60" w:after="60"/>
               <w:jc w:val="both"/>
               <w:rPr>
-                <w:b/>
-                <w:bCs/>
                 <w:sz w:val="20"/>
                 <w:szCs w:val="20"/>
                 <w:lang w:val="en-GB"/>
@@ -3359,75 +2514,11 @@
             </w:pPr>
             <w:r>
               <w:rPr>
-                <w:b/>
-                <w:bCs/>
                 <w:sz w:val="20"/>
                 <w:szCs w:val="20"/>
                 <w:lang w:val="en-GB"/>
               </w:rPr>
-              <w:t>[Product</w:t>
-            </w:r>
-            <w:r>
-              <w:rPr>
-                <w:b/>
-                <w:bCs/>
-                <w:sz w:val="20"/>
-                <w:szCs w:val="20"/>
-                <w:lang w:val="en-GB"/>
-              </w:rPr>
-              <w:t xml:space="preserve"> </w:t>
-            </w:r>
-            <w:r>
-              <w:rPr>
-                <w:b/>
-                <w:bCs/>
-                <w:sz w:val="20"/>
-                <w:szCs w:val="20"/>
-                <w:lang w:val="en-GB"/>
-              </w:rPr>
-              <w:t>14</w:t>
-            </w:r>
-            <w:r>
-              <w:rPr>
-                <w:b/>
-                <w:bCs/>
-                <w:sz w:val="20"/>
-                <w:szCs w:val="20"/>
-                <w:lang w:val="en-GB"/>
-              </w:rPr>
-              <w:t>]</w:t>
-            </w:r>
-            <w:r>
-              <w:rPr>
-                <w:sz w:val="20"/>
-                <w:szCs w:val="20"/>
-                <w:lang w:val="en-GB"/>
-              </w:rPr>
-              <w:t xml:space="preserve"> </w:t>
-            </w:r>
-            <w:r>
-              <w:rPr>
-                <w:sz w:val="20"/>
-                <w:szCs w:val="20"/>
-                <w:lang w:val="en-GB"/>
-              </w:rPr>
-              <w:t>[</w:t>
-            </w:r>
-            <w:r>
-              <w:rPr>
-                <w:sz w:val="20"/>
-                <w:szCs w:val="20"/>
-                <w:lang w:val="en-GB"/>
-              </w:rPr>
-              <w:t>Description</w:t>
-            </w:r>
-            <w:r>
-              <w:rPr>
-                <w:sz w:val="20"/>
-                <w:szCs w:val="20"/>
-                <w:lang w:val="en-GB"/>
-              </w:rPr>
-              <w:t>]</w:t>
+              <w:t>[Product 14] [Description]</w:t>
             </w:r>
           </w:p>
         </w:tc>
@@ -3554,8 +2645,6 @@
               <w:spacing w:before="60" w:after="60"/>
               <w:jc w:val="both"/>
               <w:rPr>
-                <w:b/>
-                <w:bCs/>
                 <w:sz w:val="20"/>
                 <w:szCs w:val="20"/>
                 <w:lang w:val="en-GB"/>
@@ -3563,75 +2652,11 @@
             </w:pPr>
             <w:r>
               <w:rPr>
-                <w:b/>
-                <w:bCs/>
                 <w:sz w:val="20"/>
                 <w:szCs w:val="20"/>
                 <w:lang w:val="en-GB"/>
               </w:rPr>
-              <w:t>[Product</w:t>
-            </w:r>
-            <w:r>
-              <w:rPr>
-                <w:b/>
-                <w:bCs/>
-                <w:sz w:val="20"/>
-                <w:szCs w:val="20"/>
-                <w:lang w:val="en-GB"/>
-              </w:rPr>
-              <w:t xml:space="preserve"> </w:t>
-            </w:r>
-            <w:r>
-              <w:rPr>
-                <w:b/>
-                <w:bCs/>
-                <w:sz w:val="20"/>
-                <w:szCs w:val="20"/>
-                <w:lang w:val="en-GB"/>
-              </w:rPr>
-              <w:t>15</w:t>
-            </w:r>
-            <w:r>
-              <w:rPr>
-                <w:b/>
-                <w:bCs/>
-                <w:sz w:val="20"/>
-                <w:szCs w:val="20"/>
-                <w:lang w:val="en-GB"/>
-              </w:rPr>
-              <w:t>]</w:t>
-            </w:r>
-            <w:r>
-              <w:rPr>
-                <w:sz w:val="20"/>
-                <w:szCs w:val="20"/>
-                <w:lang w:val="en-GB"/>
-              </w:rPr>
-              <w:t xml:space="preserve"> </w:t>
-            </w:r>
-            <w:r>
-              <w:rPr>
-                <w:sz w:val="20"/>
-                <w:szCs w:val="20"/>
-                <w:lang w:val="en-GB"/>
-              </w:rPr>
-              <w:t>[</w:t>
-            </w:r>
-            <w:r>
-              <w:rPr>
-                <w:sz w:val="20"/>
-                <w:szCs w:val="20"/>
-                <w:lang w:val="en-GB"/>
-              </w:rPr>
-              <w:t>Description</w:t>
-            </w:r>
-            <w:r>
-              <w:rPr>
-                <w:sz w:val="20"/>
-                <w:szCs w:val="20"/>
-                <w:lang w:val="en-GB"/>
-              </w:rPr>
-              <w:t>]</w:t>
+              <w:t>[Product 15] [Description]</w:t>
             </w:r>
           </w:p>
         </w:tc>
@@ -3988,82 +3013,12 @@
     </w:p>
     <w:p>
       <w:pPr>
-        <w:tabs>
-          <w:tab w:val="left" w:pos="5387"/>
-        </w:tabs>
-        <w:autoSpaceDE w:val="0"/>
-        <w:autoSpaceDN w:val="0"/>
-        <w:adjustRightInd w:val="0"/>
-        <w:spacing w:after="0" w:line="240" w:lineRule="auto"/>
-        <w:rPr>
-          <w:b/>
-          <w:bCs/>
-          <w:sz w:val="20"/>
-          <w:szCs w:val="20"/>
-          <w:lang w:val="fr-FR"/>
-        </w:rPr>
-      </w:pPr>
-      <w:r>
-        <w:rPr>
-          <w:sz w:val="20"/>
-          <w:szCs w:val="20"/>
-          <w:lang w:val="fr-FR"/>
-        </w:rPr>
-        <w:tab/>
-      </w:r>
-      <w:r>
-        <w:rPr>
-          <w:sz w:val="20"/>
-          <w:szCs w:val="20"/>
-          <w:lang w:val="fr-FR"/>
-        </w:rPr>
-        <w:t xml:space="preserve">RMD </w:t>
-      </w:r>
-      <w:proofErr w:type="spellStart"/>
-      <w:r>
-        <w:rPr>
-          <w:sz w:val="20"/>
-          <w:szCs w:val="20"/>
-          <w:lang w:val="fr-FR"/>
-        </w:rPr>
-        <w:t>Srls</w:t>
-      </w:r>
-      <w:proofErr w:type="spellEnd"/>
-    </w:p>
-    <w:p>
-      <w:pPr>
-        <w:tabs>
-          <w:tab w:val="left" w:pos="5387"/>
-        </w:tabs>
-        <w:autoSpaceDE w:val="0"/>
-        <w:autoSpaceDN w:val="0"/>
-        <w:adjustRightInd w:val="0"/>
-        <w:spacing w:after="0" w:line="240" w:lineRule="auto"/>
-        <w:rPr>
-          <w:rFonts w:eastAsia="Times New Roman"/>
-          <w:color w:val="000000"/>
+        <w:spacing w:after="0"/>
+        <w:rPr>
           <w:sz w:val="22"/>
           <w:szCs w:val="22"/>
         </w:rPr>
       </w:pPr>
-      <w:r>
-        <w:rPr>
-          <w:sz w:val="20"/>
-          <w:szCs w:val="20"/>
-          <w:lang w:val="fr-FR"/>
-        </w:rPr>
-        <w:tab/>
-      </w:r>
-      <w:r>
-        <w:rPr>
-          <w:i/>
-          <w:iCs/>
-          <w:sz w:val="20"/>
-          <w:szCs w:val="20"/>
-          <w:lang w:val="it-IT"/>
-        </w:rPr>
-        <w:t>M</w:t>
-      </w:r>
       <w:r>
         <w:rPr>
           <w:rFonts w:cs="Courier New"/>
@@ -4074,7 +3029,7 @@
           <w:lang w:val="it-IT" w:eastAsia="it-IT" w:bidi="ar-SA"/>
         </w:rPr>
         <w:drawing>
-          <wp:anchor distT="0" distB="0" distL="114300" distR="114300" simplePos="0" relativeHeight="251661312" behindDoc="1" locked="0" layoutInCell="1" allowOverlap="1" wp14:anchorId="3EEC38F3" wp14:editId="0751A6AF">
+          <wp:anchor distT="0" distB="0" distL="114300" distR="114300" simplePos="0" relativeHeight="251659264" behindDoc="1" locked="0" layoutInCell="1" allowOverlap="1" wp14:anchorId="7957F1E1" wp14:editId="3DE73189">
             <wp:simplePos x="0" y="0"/>
             <wp:positionH relativeFrom="column">
               <wp:posOffset>4143375</wp:posOffset>
@@ -4085,7 +3040,7 @@
             <wp:extent cx="1750695" cy="736600"/>
             <wp:effectExtent l="0" t="0" r="1905" b="0"/>
             <wp:wrapNone/>
-            <wp:docPr id="787004274" name="Immagine 2"/>
+            <wp:docPr id="2" name="Immagine 2"/>
             <wp:cNvGraphicFramePr>
               <a:graphicFrameLocks xmlns:a="http://schemas.openxmlformats.org/drawingml/2006/main" noChangeAspect="1"/>
             </wp:cNvGraphicFramePr>
@@ -4136,26 +3091,23 @@
           </wp:anchor>
         </w:drawing>
       </w:r>
-      <w:r>
-        <w:rPr>
-          <w:i/>
-          <w:iCs/>
+    </w:p>
+    <w:p>
+      <w:pPr>
+        <w:tabs>
+          <w:tab w:val="left" w:pos="5387"/>
+        </w:tabs>
+        <w:autoSpaceDE w:val="0"/>
+        <w:autoSpaceDN w:val="0"/>
+        <w:adjustRightInd w:val="0"/>
+        <w:spacing w:after="0" w:line="240" w:lineRule="auto"/>
+        <w:rPr>
+          <w:b/>
+          <w:bCs/>
           <w:sz w:val="20"/>
           <w:szCs w:val="20"/>
-          <w:lang w:val="it-IT"/>
-        </w:rPr>
-        <w:t>oren</w:t>
-      </w:r>
-      <w:r>
-        <w:rPr>
-          <w:i/>
-          <w:iCs/>
-          <w:sz w:val="20"/>
-          <w:szCs w:val="20"/>
-          <w:lang w:val="it-IT"/>
-        </w:rPr>
-        <w:t>o</w:t>
-      </w:r>
+        </w:rPr>
+      </w:pPr>
     </w:p>
     <w:sectPr>
       <w:headerReference w:type="default" r:id="rId7"/>
